--- a/Assignment 7/assignment 7-react wordle redux part 2-1.docx
+++ b/Assignment 7/assignment 7-react wordle redux part 2-1.docx
@@ -183,8 +183,13 @@
         <w:t>Th</w:t>
       </w:r>
       <w:r>
-        <w:t>e spec is exactly the same</w:t>
+        <w:t xml:space="preserve">e spec is </w:t>
       </w:r>
+      <w:proofErr w:type="gramStart"/>
+      <w:r>
+        <w:t>exactly the same</w:t>
+      </w:r>
+      <w:proofErr w:type="gramEnd"/>
       <w:r>
         <w:t xml:space="preserve"> for </w:t>
       </w:r>
@@ -273,7 +278,14 @@
       </w:r>
       <w:r>
         <w:br/>
-        <w:t>Instead hard code</w:t>
+      </w:r>
+      <w:proofErr w:type="gramStart"/>
+      <w:r>
+        <w:t>Instead</w:t>
+      </w:r>
+      <w:proofErr w:type="gramEnd"/>
+      <w:r>
+        <w:t xml:space="preserve"> hard code</w:t>
       </w:r>
       <w:r>
         <w:t xml:space="preserve"> </w:t>
@@ -422,6 +434,66 @@
       </w:r>
       <w:r>
         <w:t>using React via JSX?</w:t>
+      </w:r>
+    </w:p>
+    <w:p>
+      <w:pPr>
+        <w:rPr>
+          <w:color w:val="0070C0"/>
+        </w:rPr>
+      </w:pPr>
+      <w:r>
+        <w:rPr>
+          <w:color w:val="0070C0"/>
+        </w:rPr>
+        <w:t xml:space="preserve">I didn’t like this programming style at first, but after multiple tiny practice exercises, now I love it! For instance, I practiced by adding regular functions with methods like reduce and map, then I looked at documentation examples in W3 schools and from our class slides. I started to understand the power of components little by little. I still </w:t>
+      </w:r>
+      <w:proofErr w:type="gramStart"/>
+      <w:r>
+        <w:rPr>
+          <w:color w:val="0070C0"/>
+        </w:rPr>
+        <w:t>have to</w:t>
+      </w:r>
+      <w:proofErr w:type="gramEnd"/>
+      <w:r>
+        <w:rPr>
+          <w:color w:val="0070C0"/>
+        </w:rPr>
+        <w:t xml:space="preserve"> get used to the syntax, as it seems to have a lot of {curly braces}. They are everywhere and easy to miss.</w:t>
+      </w:r>
+      <w:r>
+        <w:rPr>
+          <w:color w:val="0070C0"/>
+        </w:rPr>
+        <w:t xml:space="preserve"> I still need to practice more and remember the </w:t>
+      </w:r>
+      <w:proofErr w:type="gramStart"/>
+      <w:r>
+        <w:rPr>
+          <w:color w:val="0070C0"/>
+        </w:rPr>
+        <w:t>syntax</w:t>
+      </w:r>
+      <w:proofErr w:type="gramEnd"/>
+      <w:r>
+        <w:rPr>
+          <w:color w:val="0070C0"/>
+        </w:rPr>
+        <w:t xml:space="preserve"> so it becomes second nature.</w:t>
+      </w:r>
+    </w:p>
+    <w:p>
+      <w:pPr>
+        <w:rPr>
+          <w:color w:val="0070C0"/>
+        </w:rPr>
+      </w:pPr>
+      <w:r>
+        <w:rPr>
+          <w:color w:val="0070C0"/>
+        </w:rPr>
+        <w:t>Thank you for this curriculum. I appreciate the progression.</w:t>
       </w:r>
     </w:p>
     <w:p/>

--- a/Assignment 7/assignment 7-react wordle redux part 2-1.docx
+++ b/Assignment 7/assignment 7-react wordle redux part 2-1.docx
@@ -415,6 +415,16 @@
       <w:proofErr w:type="spellEnd"/>
     </w:p>
     <w:p>
+      <w:hyperlink r:id="rId8" w:history="1">
+        <w:r>
+          <w:rPr>
+            <w:rStyle w:val="Hyperlink"/>
+          </w:rPr>
+          <w:t>https://pochat.github.io/harvard-dgmd-e-28/Assignment%207/jsx-wordle-redux.html</w:t>
+        </w:r>
+      </w:hyperlink>
+    </w:p>
+    <w:p>
       <w:r>
         <w:t>Copy of the code</w:t>
       </w:r>
@@ -543,7 +553,7 @@
       </w:r>
     </w:p>
     <w:sectPr>
-      <w:footerReference w:type="default" r:id="rId8"/>
+      <w:footerReference w:type="default" r:id="rId9"/>
       <w:pgSz w:w="12240" w:h="15840" w:code="1"/>
       <w:pgMar w:top="864" w:right="1008" w:bottom="1152" w:left="1008" w:header="720" w:footer="864" w:gutter="0"/>
       <w:cols w:space="720"/>
